--- a/Project Documents/5. Project Development Phase/Coding & Solution.docx
+++ b/Project Documents/5. Project Development Phase/Coding & Solution.docx
@@ -1127,7 +1127,23 @@
                 <w:rFonts w:ascii="Courier New" w:hAnsi="Courier New" w:eastAsia="Courier New"/>
                 <w:sz w:val="16"/>
               </w:rPr>
-              <w:t xml:space="preserve">    Raises GeminiNotConfiguredError / GeminiError on failure.</w:t>
+              <w:t xml:space="preserve">    Temporary errors (503 "high demand", 429 rate limits, 5xx, network errors) are retried</w:t>
+              <w:br/>
+            </w:r>
+            <w:r>
+              <w:rPr>
+                <w:rFonts w:ascii="Courier New" w:hAnsi="Courier New" w:eastAsia="Courier New"/>
+                <w:sz w:val="16"/>
+              </w:rPr>
+              <w:t xml:space="preserve">    with exponential backoff, then the fallback models are tried in order.</w:t>
+              <w:br/>
+            </w:r>
+            <w:r>
+              <w:rPr>
+                <w:rFonts w:ascii="Courier New" w:hAnsi="Courier New" w:eastAsia="Courier New"/>
+                <w:sz w:val="16"/>
+              </w:rPr>
+              <w:t xml:space="preserve">    Raises GeminiNotConfiguredError / GeminiBusyError / GeminiError on failure.</w:t>
               <w:br/>
             </w:r>
             <w:r>
@@ -1252,7 +1268,7 @@
                 <w:rFonts w:ascii="Courier New" w:hAnsi="Courier New" w:eastAsia="Courier New"/>
                 <w:sz w:val="16"/>
               </w:rPr>
-              <w:t xml:space="preserve">    try:</w:t>
+              <w:t xml:space="preserve">    primary = get_model_name()</w:t>
               <w:br/>
             </w:r>
             <w:r>
@@ -1260,7 +1276,7 @@
                 <w:rFonts w:ascii="Courier New" w:hAnsi="Courier New" w:eastAsia="Courier New"/>
                 <w:sz w:val="16"/>
               </w:rPr>
-              <w:t xml:space="preserve">        response = _client(api_key).models.generate_content(</w:t>
+              <w:t xml:space="preserve">    models = [primary] + get_fallback_models()</w:t>
               <w:br/>
             </w:r>
             <w:r>
@@ -1268,7 +1284,7 @@
                 <w:rFonts w:ascii="Courier New" w:hAnsi="Courier New" w:eastAsia="Courier New"/>
                 <w:sz w:val="16"/>
               </w:rPr>
-              <w:t xml:space="preserve">            model=get_model_name(),</w:t>
+              <w:t xml:space="preserve">    retries = get_max_retries()</w:t>
               <w:br/>
             </w:r>
             <w:r>
@@ -1276,63 +1292,7 @@
                 <w:rFonts w:ascii="Courier New" w:hAnsi="Courier New" w:eastAsia="Courier New"/>
                 <w:sz w:val="16"/>
               </w:rPr>
-              <w:t xml:space="preserve">            contents=prompt,</w:t>
-              <w:br/>
-            </w:r>
-            <w:r>
-              <w:rPr>
-                <w:rFonts w:ascii="Courier New" w:hAnsi="Courier New" w:eastAsia="Courier New"/>
-                <w:sz w:val="16"/>
-              </w:rPr>
-              <w:t xml:space="preserve">            config=config,</w:t>
-              <w:br/>
-            </w:r>
-            <w:r>
-              <w:rPr>
-                <w:rFonts w:ascii="Courier New" w:hAnsi="Courier New" w:eastAsia="Courier New"/>
-                <w:sz w:val="16"/>
-              </w:rPr>
-              <w:t xml:space="preserve">        )</w:t>
-              <w:br/>
-            </w:r>
-            <w:r>
-              <w:rPr>
-                <w:rFonts w:ascii="Courier New" w:hAnsi="Courier New" w:eastAsia="Courier New"/>
-                <w:sz w:val="16"/>
-              </w:rPr>
-              <w:t xml:space="preserve">    except Exception as exc:  # network errors, invalid key, quota, unknown model ...</w:t>
-              <w:br/>
-            </w:r>
-            <w:r>
-              <w:rPr>
-                <w:rFonts w:ascii="Courier New" w:hAnsi="Courier New" w:eastAsia="Courier New"/>
-                <w:sz w:val="16"/>
-              </w:rPr>
-              <w:t xml:space="preserve">        logger.error("Gemini request failed: %s", exc)</w:t>
-              <w:br/>
-            </w:r>
-            <w:r>
-              <w:rPr>
-                <w:rFonts w:ascii="Courier New" w:hAnsi="Courier New" w:eastAsia="Courier New"/>
-                <w:sz w:val="16"/>
-              </w:rPr>
-              <w:t xml:space="preserve">        # google-genai APIError exposes a short human-readable `.message`.</w:t>
-              <w:br/>
-            </w:r>
-            <w:r>
-              <w:rPr>
-                <w:rFonts w:ascii="Courier New" w:hAnsi="Courier New" w:eastAsia="Courier New"/>
-                <w:sz w:val="16"/>
-              </w:rPr>
-              <w:t xml:space="preserve">        message = getattr(exc, "message", None) or str(exc)</w:t>
-              <w:br/>
-            </w:r>
-            <w:r>
-              <w:rPr>
-                <w:rFonts w:ascii="Courier New" w:hAnsi="Courier New" w:eastAsia="Courier New"/>
-                <w:sz w:val="16"/>
-              </w:rPr>
-              <w:t xml:space="preserve">        raise GeminiError(f"Gemini request failed: {message}") from exc</w:t>
+              <w:t xml:space="preserve">    last_exc: Exception | None = None</w:t>
               <w:br/>
             </w:r>
             <w:r>
@@ -1347,7 +1307,7 @@
                 <w:rFonts w:ascii="Courier New" w:hAnsi="Courier New" w:eastAsia="Courier New"/>
                 <w:sz w:val="16"/>
               </w:rPr>
-              <w:t xml:space="preserve">    text = _extract_text(response)</w:t>
+              <w:t xml:space="preserve">    for model in models:</w:t>
               <w:br/>
             </w:r>
             <w:r>
@@ -1355,7 +1315,253 @@
                 <w:rFonts w:ascii="Courier New" w:hAnsi="Courier New" w:eastAsia="Courier New"/>
                 <w:sz w:val="16"/>
               </w:rPr>
-              <w:t xml:space="preserve">    if not text:</w:t>
+              <w:t xml:space="preserve">        for attempt in range(retries + 1):</w:t>
+              <w:br/>
+            </w:r>
+            <w:r>
+              <w:rPr>
+                <w:rFonts w:ascii="Courier New" w:hAnsi="Courier New" w:eastAsia="Courier New"/>
+                <w:sz w:val="16"/>
+              </w:rPr>
+              <w:t xml:space="preserve">            try:</w:t>
+              <w:br/>
+            </w:r>
+            <w:r>
+              <w:rPr>
+                <w:rFonts w:ascii="Courier New" w:hAnsi="Courier New" w:eastAsia="Courier New"/>
+                <w:sz w:val="16"/>
+              </w:rPr>
+              <w:t xml:space="preserve">                response = _client(api_key).models.generate_content(model=model, contents=prompt, config=config)</w:t>
+              <w:br/>
+            </w:r>
+            <w:r>
+              <w:rPr>
+                <w:rFonts w:ascii="Courier New" w:hAnsi="Courier New" w:eastAsia="Courier New"/>
+                <w:sz w:val="16"/>
+              </w:rPr>
+              <w:t xml:space="preserve">            except Exception as exc:  # network errors, invalid key, quota, overload, unknown model ...</w:t>
+              <w:br/>
+            </w:r>
+            <w:r>
+              <w:rPr>
+                <w:rFonts w:ascii="Courier New" w:hAnsi="Courier New" w:eastAsia="Courier New"/>
+                <w:sz w:val="16"/>
+              </w:rPr>
+              <w:t xml:space="preserve">                last_exc = exc</w:t>
+              <w:br/>
+            </w:r>
+            <w:r>
+              <w:rPr>
+                <w:rFonts w:ascii="Courier New" w:hAnsi="Courier New" w:eastAsia="Courier New"/>
+                <w:sz w:val="16"/>
+              </w:rPr>
+              <w:t xml:space="preserve">                code = _error_code(exc)</w:t>
+              <w:br/>
+            </w:r>
+            <w:r>
+              <w:rPr>
+                <w:rFonts w:ascii="Courier New" w:hAnsi="Courier New" w:eastAsia="Courier New"/>
+                <w:sz w:val="16"/>
+              </w:rPr>
+              <w:t xml:space="preserve">                if _is_retryable(exc):</w:t>
+              <w:br/>
+            </w:r>
+            <w:r>
+              <w:rPr>
+                <w:rFonts w:ascii="Courier New" w:hAnsi="Courier New" w:eastAsia="Courier New"/>
+                <w:sz w:val="16"/>
+              </w:rPr>
+              <w:t xml:space="preserve">                    if attempt &lt; retries:</w:t>
+              <w:br/>
+            </w:r>
+            <w:r>
+              <w:rPr>
+                <w:rFonts w:ascii="Courier New" w:hAnsi="Courier New" w:eastAsia="Courier New"/>
+                <w:sz w:val="16"/>
+              </w:rPr>
+              <w:t xml:space="preserve">                        delay = RETRY_BASE_DELAY * (2 ** attempt) + random.uniform(0, 1)</w:t>
+              <w:br/>
+            </w:r>
+            <w:r>
+              <w:rPr>
+                <w:rFonts w:ascii="Courier New" w:hAnsi="Courier New" w:eastAsia="Courier New"/>
+                <w:sz w:val="16"/>
+              </w:rPr>
+              <w:t xml:space="preserve">                        logger.warning("Gemini %s busy (%s); retry %d/%d in %.1fs", model, code or exc, attempt + 1, retries, delay)</w:t>
+              <w:br/>
+            </w:r>
+            <w:r>
+              <w:rPr>
+                <w:rFonts w:ascii="Courier New" w:hAnsi="Courier New" w:eastAsia="Courier New"/>
+                <w:sz w:val="16"/>
+              </w:rPr>
+              <w:t xml:space="preserve">                        _sleep(delay)</w:t>
+              <w:br/>
+            </w:r>
+            <w:r>
+              <w:rPr>
+                <w:rFonts w:ascii="Courier New" w:hAnsi="Courier New" w:eastAsia="Courier New"/>
+                <w:sz w:val="16"/>
+              </w:rPr>
+              <w:t xml:space="preserve">                        continue</w:t>
+              <w:br/>
+            </w:r>
+            <w:r>
+              <w:rPr>
+                <w:rFonts w:ascii="Courier New" w:hAnsi="Courier New" w:eastAsia="Courier New"/>
+                <w:sz w:val="16"/>
+              </w:rPr>
+              <w:t xml:space="preserve">                    logger.warning("Gemini %s still busy after %d retries", model, retries)</w:t>
+              <w:br/>
+            </w:r>
+            <w:r>
+              <w:rPr>
+                <w:rFonts w:ascii="Courier New" w:hAnsi="Courier New" w:eastAsia="Courier New"/>
+                <w:sz w:val="16"/>
+              </w:rPr>
+              <w:t xml:space="preserve">                    break  # try the next (fallback) model</w:t>
+              <w:br/>
+            </w:r>
+            <w:r>
+              <w:rPr>
+                <w:rFonts w:ascii="Courier New" w:hAnsi="Courier New" w:eastAsia="Courier New"/>
+                <w:sz w:val="16"/>
+              </w:rPr>
+              <w:t xml:space="preserve">                if code == 404:  # model name not available for this key - try the next model</w:t>
+              <w:br/>
+            </w:r>
+            <w:r>
+              <w:rPr>
+                <w:rFonts w:ascii="Courier New" w:hAnsi="Courier New" w:eastAsia="Courier New"/>
+                <w:sz w:val="16"/>
+              </w:rPr>
+              <w:t xml:space="preserve">                    logger.warning("Gemini model %s not found; trying the next model", model)</w:t>
+              <w:br/>
+            </w:r>
+            <w:r>
+              <w:rPr>
+                <w:rFonts w:ascii="Courier New" w:hAnsi="Courier New" w:eastAsia="Courier New"/>
+                <w:sz w:val="16"/>
+              </w:rPr>
+              <w:t xml:space="preserve">                    break</w:t>
+              <w:br/>
+            </w:r>
+            <w:r>
+              <w:rPr>
+                <w:rFonts w:ascii="Courier New" w:hAnsi="Courier New" w:eastAsia="Courier New"/>
+                <w:sz w:val="16"/>
+              </w:rPr>
+              <w:t xml:space="preserve">                # Not temporary (invalid API key, bad request, ...): retrying will not help.</w:t>
+              <w:br/>
+            </w:r>
+            <w:r>
+              <w:rPr>
+                <w:rFonts w:ascii="Courier New" w:hAnsi="Courier New" w:eastAsia="Courier New"/>
+                <w:sz w:val="16"/>
+              </w:rPr>
+              <w:t xml:space="preserve">                logger.error("Gemini request failed: %s", exc)</w:t>
+              <w:br/>
+            </w:r>
+            <w:r>
+              <w:rPr>
+                <w:rFonts w:ascii="Courier New" w:hAnsi="Courier New" w:eastAsia="Courier New"/>
+                <w:sz w:val="16"/>
+              </w:rPr>
+              <w:t xml:space="preserve">                raise GeminiError(f"Gemini request failed: {_error_message(exc)}") from exc</w:t>
+              <w:br/>
+            </w:r>
+            <w:r>
+              <w:rPr>
+                <w:rFonts w:ascii="Courier New" w:hAnsi="Courier New" w:eastAsia="Courier New"/>
+                <w:sz w:val="16"/>
+              </w:rPr>
+              <w:br/>
+            </w:r>
+            <w:r>
+              <w:rPr>
+                <w:rFonts w:ascii="Courier New" w:hAnsi="Courier New" w:eastAsia="Courier New"/>
+                <w:sz w:val="16"/>
+              </w:rPr>
+              <w:t xml:space="preserve">            if model != primary:</w:t>
+              <w:br/>
+            </w:r>
+            <w:r>
+              <w:rPr>
+                <w:rFonts w:ascii="Courier New" w:hAnsi="Courier New" w:eastAsia="Courier New"/>
+                <w:sz w:val="16"/>
+              </w:rPr>
+              <w:t xml:space="preserve">                logger.warning("Answered with fallback model %s because %s was unavailable", model, primary)</w:t>
+              <w:br/>
+            </w:r>
+            <w:r>
+              <w:rPr>
+                <w:rFonts w:ascii="Courier New" w:hAnsi="Courier New" w:eastAsia="Courier New"/>
+                <w:sz w:val="16"/>
+              </w:rPr>
+              <w:t xml:space="preserve">            text = _extract_text(response)</w:t>
+              <w:br/>
+            </w:r>
+            <w:r>
+              <w:rPr>
+                <w:rFonts w:ascii="Courier New" w:hAnsi="Courier New" w:eastAsia="Courier New"/>
+                <w:sz w:val="16"/>
+              </w:rPr>
+              <w:t xml:space="preserve">            if not text:</w:t>
+              <w:br/>
+            </w:r>
+            <w:r>
+              <w:rPr>
+                <w:rFonts w:ascii="Courier New" w:hAnsi="Courier New" w:eastAsia="Courier New"/>
+                <w:sz w:val="16"/>
+              </w:rPr>
+              <w:t xml:space="preserve">                raise GeminiError(</w:t>
+              <w:br/>
+            </w:r>
+            <w:r>
+              <w:rPr>
+                <w:rFonts w:ascii="Courier New" w:hAnsi="Courier New" w:eastAsia="Courier New"/>
+                <w:sz w:val="16"/>
+              </w:rPr>
+              <w:t xml:space="preserve">                    "Gemini returned an empty response (it may have been blocked by safety filters). "</w:t>
+              <w:br/>
+            </w:r>
+            <w:r>
+              <w:rPr>
+                <w:rFonts w:ascii="Courier New" w:hAnsi="Courier New" w:eastAsia="Courier New"/>
+                <w:sz w:val="16"/>
+              </w:rPr>
+              <w:t xml:space="preserve">                    "Try rephrasing your input."</w:t>
+              <w:br/>
+            </w:r>
+            <w:r>
+              <w:rPr>
+                <w:rFonts w:ascii="Courier New" w:hAnsi="Courier New" w:eastAsia="Courier New"/>
+                <w:sz w:val="16"/>
+              </w:rPr>
+              <w:t xml:space="preserve">                )</w:t>
+              <w:br/>
+            </w:r>
+            <w:r>
+              <w:rPr>
+                <w:rFonts w:ascii="Courier New" w:hAnsi="Courier New" w:eastAsia="Courier New"/>
+                <w:sz w:val="16"/>
+              </w:rPr>
+              <w:t xml:space="preserve">            return text.strip()</w:t>
+              <w:br/>
+            </w:r>
+            <w:r>
+              <w:rPr>
+                <w:rFonts w:ascii="Courier New" w:hAnsi="Courier New" w:eastAsia="Courier New"/>
+                <w:sz w:val="16"/>
+              </w:rPr>
+              <w:br/>
+            </w:r>
+            <w:r>
+              <w:rPr>
+                <w:rFonts w:ascii="Courier New" w:hAnsi="Courier New" w:eastAsia="Courier New"/>
+                <w:sz w:val="16"/>
+              </w:rPr>
+              <w:t xml:space="preserve">    if last_exc is not None and _error_code(last_exc) == 404:</w:t>
               <w:br/>
             </w:r>
             <w:r>
@@ -1371,7 +1577,7 @@
                 <w:rFonts w:ascii="Courier New" w:hAnsi="Courier New" w:eastAsia="Courier New"/>
                 <w:sz w:val="16"/>
               </w:rPr>
-              <w:t xml:space="preserve">            "Gemini returned an empty response (it may have been blocked by safety filters). "</w:t>
+              <w:t xml:space="preserve">            f"Gemini model '{primary}' was not found for this API key. Set GEMINI_MODEL in "</w:t>
               <w:br/>
             </w:r>
             <w:r>
@@ -1379,7 +1585,7 @@
                 <w:rFonts w:ascii="Courier New" w:hAnsi="Courier New" w:eastAsia="Courier New"/>
                 <w:sz w:val="16"/>
               </w:rPr>
-              <w:t xml:space="preserve">            "Try rephrasing your input."</w:t>
+              <w:t xml:space="preserve">            f"EduGenie/.env to a model listed in Google AI Studio. ({_error_message(last_exc)})"</w:t>
               <w:br/>
             </w:r>
             <w:r>
@@ -1387,7 +1593,7 @@
                 <w:rFonts w:ascii="Courier New" w:hAnsi="Courier New" w:eastAsia="Courier New"/>
                 <w:sz w:val="16"/>
               </w:rPr>
-              <w:t xml:space="preserve">        )</w:t>
+              <w:t xml:space="preserve">        ) from last_exc</w:t>
               <w:br/>
             </w:r>
             <w:r>
@@ -1395,7 +1601,47 @@
                 <w:rFonts w:ascii="Courier New" w:hAnsi="Courier New" w:eastAsia="Courier New"/>
                 <w:sz w:val="16"/>
               </w:rPr>
-              <w:t xml:space="preserve">    return text.strip()</w:t>
+              <w:t xml:space="preserve">    tried = ", ".join(models)</w:t>
+              <w:br/>
+            </w:r>
+            <w:r>
+              <w:rPr>
+                <w:rFonts w:ascii="Courier New" w:hAnsi="Courier New" w:eastAsia="Courier New"/>
+                <w:sz w:val="16"/>
+              </w:rPr>
+              <w:t xml:space="preserve">    raise GeminiBusyError(</w:t>
+              <w:br/>
+            </w:r>
+            <w:r>
+              <w:rPr>
+                <w:rFonts w:ascii="Courier New" w:hAnsi="Courier New" w:eastAsia="Courier New"/>
+                <w:sz w:val="16"/>
+              </w:rPr>
+              <w:t xml:space="preserve">        "Gemini is very busy right now (high demand or rate limit). EduGenie retried automatically "</w:t>
+              <w:br/>
+            </w:r>
+            <w:r>
+              <w:rPr>
+                <w:rFonts w:ascii="Courier New" w:hAnsi="Courier New" w:eastAsia="Courier New"/>
+                <w:sz w:val="16"/>
+              </w:rPr>
+              <w:t xml:space="preserve">        f"and also tried the backup models ({tried}). Please wait a minute and try again. "</w:t>
+              <w:br/>
+            </w:r>
+            <w:r>
+              <w:rPr>
+                <w:rFonts w:ascii="Courier New" w:hAnsi="Courier New" w:eastAsia="Courier New"/>
+                <w:sz w:val="16"/>
+              </w:rPr>
+              <w:t xml:space="preserve">        f"Details: {_error_message(last_exc)}"</w:t>
+              <w:br/>
+            </w:r>
+            <w:r>
+              <w:rPr>
+                <w:rFonts w:ascii="Courier New" w:hAnsi="Courier New" w:eastAsia="Courier New"/>
+                <w:sz w:val="16"/>
+              </w:rPr>
+              <w:t xml:space="preserve">    ) from last_exc</w:t>
             </w:r>
           </w:p>
         </w:tc>
@@ -1443,7 +1689,7 @@
         <w:spacing w:after="40"/>
       </w:pPr>
       <w:r>
-        <w:t>31 automated tests (pytest, Gemini mocked) cover every endpoint, validation and error path.</w:t>
+        <w:t>40 automated tests (pytest, Gemini mocked) cover every endpoint, validation and error path.</w:t>
       </w:r>
     </w:p>
     <w:sectPr>
